--- a/technical_protection_of_information/лабораторные/ЛР 3/Отчет_Вар1.docx
+++ b/technical_protection_of_information/лабораторные/ЛР 3/Отчет_Вар1.docx
@@ -1,6 +1,6 @@
 
 <file path=word/document.xml><?xml version="1.0" encoding="utf-8"?>
-<w:document xmlns:wpc="http://schemas.microsoft.com/office/word/2010/wordprocessingCanvas" xmlns:cx="http://schemas.microsoft.com/office/drawing/2014/chartex" xmlns:cx1="http://schemas.microsoft.com/office/drawing/2015/9/8/chartex" xmlns:cx2="http://schemas.microsoft.com/office/drawing/2015/10/21/chartex" xmlns:cx3="http://schemas.microsoft.com/office/drawing/2016/5/9/chartex" xmlns:cx4="http://schemas.microsoft.com/office/drawing/2016/5/10/chartex" xmlns:cx5="http://schemas.microsoft.com/office/drawing/2016/5/11/chartex" xmlns:cx6="http://schemas.microsoft.com/office/drawing/2016/5/12/chartex" xmlns:cx7="http://schemas.microsoft.com/office/drawing/2016/5/13/chartex" xmlns:cx8="http://schemas.microsoft.com/office/drawing/2016/5/14/chartex" xmlns:mc="http://schemas.openxmlformats.org/markup-compatibility/2006" xmlns:m="http://schemas.openxmlformats.org/officeDocument/2006/math" xmlns:aink="http://schemas.microsoft.com/office/drawing/2016/ink" xmlns:am3d="http://schemas.microsoft.com/office/drawing/2017/model3d" xmlns:oel="http://schemas.microsoft.com/office/2019/extlst" xmlns:r="http://schemas.openxmlformats.org/officeDocument/2006/relationships" xmlns:wp14="http://schemas.microsoft.com/office/word/2010/wordprocessingDrawing" xmlns:wp="http://schemas.openxmlformats.org/drawingml/2006/wordprocessingDrawing" xmlns:wpg="http://schemas.microsoft.com/office/word/2010/wordprocessingGroup" xmlns:wpi="http://schemas.microsoft.com/office/word/2010/wordprocessingInk" xmlns:wps="http://schemas.microsoft.com/office/word/2010/wordprocessingShape" xmlns:o="urn:schemas-microsoft-com:office:office" xmlns:v="urn:schemas-microsoft-com:vml" xmlns:w10="urn:schemas-microsoft-com:office:word" xmlns:w="http://schemas.openxmlformats.org/wordprocessingml/2006/main" xmlns:w14="http://schemas.microsoft.com/office/word/2010/wordml" xmlns:w15="http://schemas.microsoft.com/office/word/2012/wordml" xmlns:w16cei="http://schemas.microsoft.com/office/word/2026/wordml/cei" xmlns:w16cex="http://schemas.microsoft.com/office/word/2018/wordml/cex" xmlns:w16cid="http://schemas.microsoft.com/office/word/2016/wordml/cid" xmlns:w16="http://schemas.microsoft.com/office/word/2018/wordml" xmlns:w16sdtdh="http://schemas.microsoft.com/office/word/2020/wordml/sdtdatahash" xmlns:w16sdtfl="http://schemas.microsoft.com/office/word/2024/wordml/sdtformatlock" xmlns:w16se="http://schemas.microsoft.com/office/word/2015/wordml/symex" xmlns:w16du="http://schemas.microsoft.com/office/word/2023/wordml/word16du" xmlns:wne="http://schemas.microsoft.com/office/word/2006/wordml" mc:Ignorable="w14 w15 w16se w16cid w16 w16cex w16sdtdh w16sdtfl w16du wp14">
+<w:document xmlns:wpc="http://schemas.microsoft.com/office/word/2010/wordprocessingCanvas" xmlns:cx="http://schemas.microsoft.com/office/drawing/2014/chartex" xmlns:cx1="http://schemas.microsoft.com/office/drawing/2015/9/8/chartex" xmlns:cx2="http://schemas.microsoft.com/office/drawing/2015/10/21/chartex" xmlns:cx3="http://schemas.microsoft.com/office/drawing/2016/5/9/chartex" xmlns:cx4="http://schemas.microsoft.com/office/drawing/2016/5/10/chartex" xmlns:cx5="http://schemas.microsoft.com/office/drawing/2016/5/11/chartex" xmlns:cx6="http://schemas.microsoft.com/office/drawing/2016/5/12/chartex" xmlns:cx7="http://schemas.microsoft.com/office/drawing/2016/5/13/chartex" xmlns:cx8="http://schemas.microsoft.com/office/drawing/2016/5/14/chartex" xmlns:mc="http://schemas.openxmlformats.org/markup-compatibility/2006" xmlns:m="http://schemas.openxmlformats.org/officeDocument/2006/math" xmlns:aink="http://schemas.microsoft.com/office/drawing/2016/ink" xmlns:am3d="http://schemas.microsoft.com/office/drawing/2017/model3d" xmlns:oel="http://schemas.microsoft.com/office/2019/extlst" xmlns:r="http://schemas.openxmlformats.org/officeDocument/2006/relationships" xmlns:wp14="http://schemas.microsoft.com/office/word/2010/wordprocessingDrawing" xmlns:wp="http://schemas.openxmlformats.org/drawingml/2006/wordprocessingDrawing" xmlns:wpg="http://schemas.microsoft.com/office/word/2010/wordprocessingGroup" xmlns:wpi="http://schemas.microsoft.com/office/word/2010/wordprocessingInk" xmlns:wps="http://schemas.microsoft.com/office/word/2010/wordprocessingShape" xmlns:o="urn:schemas-microsoft-com:office:office" xmlns:v="urn:schemas-microsoft-com:vml" xmlns:w10="urn:schemas-microsoft-com:office:word" xmlns:w="http://schemas.openxmlformats.org/wordprocessingml/2006/main" xmlns:w14="http://schemas.microsoft.com/office/word/2010/wordml" xmlns:w15="http://schemas.microsoft.com/office/word/2012/wordml" xmlns:w16cex="http://schemas.microsoft.com/office/word/2018/wordml/cex" xmlns:w16cid="http://schemas.microsoft.com/office/word/2016/wordml/cid" xmlns:w16="http://schemas.microsoft.com/office/word/2018/wordml" xmlns:w16sdtdh="http://schemas.microsoft.com/office/word/2020/wordml/sdtdatahash" xmlns:w16sdtfl="http://schemas.microsoft.com/office/word/2024/wordml/sdtformatlock" xmlns:w16se="http://schemas.microsoft.com/office/word/2015/wordml/symex" xmlns:w16du="http://schemas.microsoft.com/office/word/2023/wordml/word16du" xmlns:wne="http://schemas.microsoft.com/office/word/2006/wordml" mc:Ignorable="w14 w15 w16se w16cid w16 w16cex w16sdtdh w16sdtfl w16du wp14">
   <w:body>
     <w:p>
       <w:pPr>
@@ -276,35 +276,48 @@
         </w:rPr>
       </w:pPr>
       <w:r>
+        <w:rPr>
+          <w:highlight w:val="yellow"/>
+        </w:rPr>
         <w:t>Лабораторная</w:t>
       </w:r>
       <w:r>
         <w:rPr>
           <w:spacing w:val="-5"/>
+          <w:highlight w:val="yellow"/>
         </w:rPr>
         <w:t xml:space="preserve"> </w:t>
       </w:r>
       <w:r>
+        <w:rPr>
+          <w:highlight w:val="yellow"/>
+        </w:rPr>
         <w:t>работа</w:t>
       </w:r>
       <w:r>
         <w:rPr>
           <w:spacing w:val="-6"/>
+          <w:highlight w:val="yellow"/>
         </w:rPr>
         <w:t xml:space="preserve"> </w:t>
       </w:r>
       <w:r>
+        <w:rPr>
+          <w:highlight w:val="yellow"/>
+        </w:rPr>
         <w:t>№</w:t>
       </w:r>
       <w:r>
         <w:rPr>
           <w:spacing w:val="2"/>
+          <w:highlight w:val="yellow"/>
         </w:rPr>
         <w:t xml:space="preserve"> </w:t>
       </w:r>
       <w:r>
         <w:rPr>
           <w:b w:val="0"/>
+          <w:highlight w:val="yellow"/>
           <w:u w:val="single"/>
         </w:rPr>
         <w:t xml:space="preserve"> </w:t>
@@ -312,6 +325,7 @@
       <w:r>
         <w:rPr>
           <w:b w:val="0"/>
+          <w:highlight w:val="yellow"/>
           <w:u w:val="single"/>
         </w:rPr>
         <w:t>3</w:t>
@@ -512,17 +526,29 @@
         <w:spacing w:line="276" w:lineRule="auto"/>
         <w:ind w:left="3653"/>
         <w:jc w:val="right"/>
+        <w:rPr>
+          <w:highlight w:val="yellow"/>
+        </w:rPr>
       </w:pPr>
       <w:r>
         <w:t xml:space="preserve">            </w:t>
       </w:r>
       <w:r>
+        <w:rPr>
+          <w:highlight w:val="yellow"/>
+        </w:rPr>
         <w:t>К.т.н.,</w:t>
       </w:r>
       <w:r>
+        <w:rPr>
+          <w:highlight w:val="yellow"/>
+        </w:rPr>
         <w:t xml:space="preserve"> </w:t>
       </w:r>
       <w:r>
+        <w:rPr>
+          <w:highlight w:val="yellow"/>
+        </w:rPr>
         <w:t>доцент кафедры «КБИС»</w:t>
       </w:r>
     </w:p>
@@ -534,7 +560,13 @@
         <w:jc w:val="right"/>
       </w:pPr>
       <w:r>
-        <w:t>Короченцев Д.А.</w:t>
+        <w:rPr>
+          <w:highlight w:val="yellow"/>
+        </w:rPr>
+        <w:t>Короченцев</w:t>
+      </w:r>
+      <w:r>
+        <w:t xml:space="preserve"> Д.А.</w:t>
       </w:r>
     </w:p>
     <w:p>
@@ -564,7 +596,22 @@
         <w:jc w:val="right"/>
       </w:pPr>
       <w:r>
-        <w:t>Дубровина А.И.</w:t>
+        <w:t>Ковалев</w:t>
+      </w:r>
+      <w:r>
+        <w:t xml:space="preserve"> </w:t>
+      </w:r>
+      <w:r>
+        <w:t>Д</w:t>
+      </w:r>
+      <w:r>
+        <w:t>.</w:t>
+      </w:r>
+      <w:r>
+        <w:t>П</w:t>
+      </w:r>
+      <w:r>
+        <w:t>.</w:t>
       </w:r>
     </w:p>
     <w:p>
@@ -663,12 +710,6 @@
           <w:szCs w:val="28"/>
         </w:rPr>
         <w:t>2026</w:t>
-      </w:r>
-      <w:r>
-        <w:rPr>
-          <w:sz w:val="28"/>
-          <w:szCs w:val="28"/>
-        </w:rPr>
       </w:r>
     </w:p>
     <w:p>
@@ -782,7 +823,7 @@
       <w:pPr>
         <w:pStyle w:val="a3"/>
         <w:spacing w:line="360" w:lineRule="auto"/>
-        <w:ind w:left="119" w:right="114" w:firstLine="850"/>
+        <w:ind w:left="119" w:right="114" w:firstLine="589"/>
         <w:jc w:val="both"/>
         <w:rPr>
           <w:b/>
@@ -829,11 +870,14 @@
       <w:pPr>
         <w:pStyle w:val="a3"/>
         <w:spacing w:line="360" w:lineRule="auto"/>
-        <w:ind w:left="-709" w:right="114" w:firstLine="425"/>
+        <w:ind w:left="42" w:right="114" w:firstLine="666"/>
         <w:jc w:val="both"/>
       </w:pPr>
       <w:r>
         <w:t>Основные вопросы, рассматриваемые в работе</w:t>
+      </w:r>
+      <w:r>
+        <w:t>:</w:t>
       </w:r>
     </w:p>
     <w:p>
@@ -930,11 +974,22 @@
       <w:pPr>
         <w:pStyle w:val="a3"/>
         <w:spacing w:line="360" w:lineRule="auto"/>
-        <w:ind w:right="114"/>
+        <w:ind w:right="114" w:firstLine="595"/>
         <w:jc w:val="both"/>
       </w:pPr>
       <w:r>
         <w:t>Акустические и виброакустические каналы относятся к числу технических каналов утечки информации, когда защищаемая информация передаётся в виде звуковых колебаний, способных распространяться через воздух, строительные конструкции, инженерные коммуникации или окна.</w:t>
+      </w:r>
+    </w:p>
+    <w:p>
+      <w:pPr>
+        <w:pStyle w:val="a3"/>
+        <w:spacing w:line="360" w:lineRule="auto"/>
+        <w:ind w:right="114" w:firstLine="595"/>
+        <w:jc w:val="both"/>
+      </w:pPr>
+      <w:r>
+        <w:t>Акустический канал утечки — это путь распространения речевой информации через воздушную среду, щели, вентиляцию и другие проёмы.</w:t>
       </w:r>
     </w:p>
     <w:p>
@@ -944,6 +999,20 @@
         <w:ind w:right="114"/>
         <w:jc w:val="both"/>
       </w:pPr>
+      <w:r>
+        <w:t>Виброакустический канал утечки связан с передачей звуковых колебаний через твёрдые конструкции: стены, трубы, окна и т.д.</w:t>
+      </w:r>
+    </w:p>
+    <w:p>
+      <w:pPr>
+        <w:pStyle w:val="a3"/>
+        <w:spacing w:line="360" w:lineRule="auto"/>
+        <w:ind w:right="114" w:firstLine="595"/>
+        <w:jc w:val="both"/>
+      </w:pPr>
+      <w:r>
+        <w:t>Основными средствами акустической разведки являются направленные микрофоны, стетоскопы, лазерные акустические системы, акселерометры.</w:t>
+      </w:r>
     </w:p>
     <w:p>
       <w:pPr>
@@ -953,47 +1022,6 @@
         <w:jc w:val="both"/>
       </w:pPr>
       <w:r>
-        <w:t>Акустический канал утечки — это путь распространения речевой информации через воздушную среду, щели, вентиляцию и другие проёмы.</w:t>
-      </w:r>
-    </w:p>
-    <w:p>
-      <w:pPr>
-        <w:pStyle w:val="a3"/>
-        <w:spacing w:line="360" w:lineRule="auto"/>
-        <w:ind w:right="114"/>
-        <w:jc w:val="both"/>
-      </w:pPr>
-      <w:r>
-        <w:t>Виброакустический канал утечки связан с передачей звуковых колебаний через твёрдые конструкции: стены, трубы, окна и т.д.</w:t>
-      </w:r>
-    </w:p>
-    <w:p>
-      <w:pPr>
-        <w:pStyle w:val="a3"/>
-        <w:spacing w:line="360" w:lineRule="auto"/>
-        <w:ind w:right="114"/>
-        <w:jc w:val="both"/>
-      </w:pPr>
-    </w:p>
-    <w:p>
-      <w:pPr>
-        <w:pStyle w:val="a3"/>
-        <w:spacing w:line="360" w:lineRule="auto"/>
-        <w:ind w:right="114"/>
-        <w:jc w:val="both"/>
-      </w:pPr>
-      <w:r>
-        <w:t>Основными средствами акустической разведки являются направленные микрофоны, стетоскопы, лазерные акустические системы, акселерометры.</w:t>
-      </w:r>
-    </w:p>
-    <w:p>
-      <w:pPr>
-        <w:pStyle w:val="a3"/>
-        <w:spacing w:line="360" w:lineRule="auto"/>
-        <w:ind w:right="114"/>
-        <w:jc w:val="both"/>
-      </w:pPr>
-      <w:r>
         <w:t>Ключевой характеристикой, позволяющей оценить возможность перехвата речи, является словесная разборчивость речи (W) — доля (%) правильно распознанных слов в перехваченном сигнале.</w:t>
       </w:r>
     </w:p>
@@ -1008,7 +1036,7 @@
       <w:pPr>
         <w:pStyle w:val="a3"/>
         <w:spacing w:line="360" w:lineRule="auto"/>
-        <w:ind w:left="0" w:right="114"/>
+        <w:ind w:left="0" w:right="114" w:firstLine="708"/>
       </w:pPr>
       <w:r>
         <w:t>Эффективность защиты помещения оценивается по критерию:</w:t>
@@ -1026,7 +1054,6 @@
             <w:rPr>
               <w:rFonts w:ascii="Cambria Math" w:hAnsi="Cambria Math"/>
             </w:rPr>
-            <w:lastRenderedPageBreak/>
             <m:t>W≤</m:t>
           </m:r>
           <m:sSub>
@@ -1072,6 +1099,7 @@
         <w:ind w:right="114"/>
       </w:pPr>
       <w:r>
+        <w:lastRenderedPageBreak/>
         <w:tab/>
         <w:t>​</w:t>
       </w:r>
@@ -1083,14 +1111,24 @@
         <w:ind w:left="0" w:right="114"/>
       </w:pPr>
       <w:r>
-        <w:t xml:space="preserve"> Нормативное значение, зависящее от цели защиты:</w:t>
-      </w:r>
-    </w:p>
-    <w:p>
-      <w:pPr>
-        <w:pStyle w:val="a3"/>
+        <w:t xml:space="preserve"> </w:t>
+      </w:r>
+      <w:r>
+        <w:tab/>
+      </w:r>
+      <w:r>
+        <w:t>Нормативное значение, зависящее от цели защиты:</w:t>
+      </w:r>
+    </w:p>
+    <w:p>
+      <w:pPr>
+        <w:pStyle w:val="a3"/>
+        <w:numPr>
+          <w:ilvl w:val="0"/>
+          <w:numId w:val="20"/>
+        </w:numPr>
         <w:spacing w:line="360" w:lineRule="auto"/>
-        <w:ind w:left="0" w:right="114"/>
+        <w:ind w:right="114"/>
       </w:pPr>
       <w:r>
         <w:t>скрытие содержания переговоров —</w:t>
@@ -1119,8 +1157,12 @@
     <w:p>
       <w:pPr>
         <w:pStyle w:val="a3"/>
+        <w:numPr>
+          <w:ilvl w:val="0"/>
+          <w:numId w:val="20"/>
+        </w:numPr>
         <w:spacing w:line="360" w:lineRule="auto"/>
-        <w:ind w:left="0" w:right="114"/>
+        <w:ind w:right="114"/>
       </w:pPr>
       <w:r>
         <w:t xml:space="preserve">скрытие предмета — </w:t>
@@ -1143,8 +1185,12 @@
     <w:p>
       <w:pPr>
         <w:pStyle w:val="a3"/>
+        <w:numPr>
+          <w:ilvl w:val="0"/>
+          <w:numId w:val="20"/>
+        </w:numPr>
         <w:spacing w:line="360" w:lineRule="auto"/>
-        <w:ind w:left="0" w:right="114"/>
+        <w:ind w:right="114"/>
       </w:pPr>
       <w:r>
         <w:t xml:space="preserve">скрытие факта переговоров — </w:t>
@@ -1167,8 +1213,12 @@
     <w:p>
       <w:pPr>
         <w:pStyle w:val="a3"/>
+        <w:numPr>
+          <w:ilvl w:val="0"/>
+          <w:numId w:val="20"/>
+        </w:numPr>
         <w:spacing w:line="360" w:lineRule="auto"/>
-        <w:ind w:left="0" w:right="114"/>
+        <w:ind w:right="114"/>
       </w:pPr>
       <w:r>
         <w:t xml:space="preserve">для непреднамеренного прослушивания — </w:t>
@@ -1200,9 +1250,10 @@
         <w:pStyle w:val="a3"/>
         <w:spacing w:line="360" w:lineRule="auto"/>
         <w:ind w:left="0" w:right="114"/>
-      </w:pPr>
-      <w:r>
-        <w:t>Контрольные вопросы:</w:t>
+        <w:jc w:val="center"/>
+      </w:pPr>
+      <w:r>
+        <w:t>Контрольные вопросы</w:t>
       </w:r>
     </w:p>
     <w:p>
@@ -1212,7 +1263,21 @@
         <w:ind w:left="119" w:right="114" w:firstLine="850"/>
       </w:pPr>
       <w:r>
-        <w:t>1. Какие технические средства применяются по акустическому каналу утечки информации?</w:t>
+        <w:rPr>
+          <w:b/>
+          <w:bCs/>
+        </w:rPr>
+        <w:t xml:space="preserve">Вопрос </w:t>
+      </w:r>
+      <w:r>
+        <w:rPr>
+          <w:b/>
+          <w:bCs/>
+        </w:rPr>
+        <w:t>1.</w:t>
+      </w:r>
+      <w:r>
+        <w:t xml:space="preserve"> Какие технические средства применяются по акустическому каналу утечки информации?</w:t>
       </w:r>
     </w:p>
     <w:p>
@@ -1309,7 +1374,22 @@
         <w:ind w:left="119" w:right="114" w:firstLine="850"/>
       </w:pPr>
       <w:r>
-        <w:t>2. Какие технические средства применяются по вибрационному (виброакустическому) каналу утечки информации?</w:t>
+        <w:rPr>
+          <w:b/>
+          <w:bCs/>
+        </w:rPr>
+        <w:lastRenderedPageBreak/>
+        <w:t xml:space="preserve">Вопрос </w:t>
+      </w:r>
+      <w:r>
+        <w:rPr>
+          <w:b/>
+          <w:bCs/>
+        </w:rPr>
+        <w:t>2.</w:t>
+      </w:r>
+      <w:r>
+        <w:t xml:space="preserve"> Какие технические средства применяются по вибрационному (виброакустическому) каналу утечки информации?</w:t>
       </w:r>
     </w:p>
     <w:p>
@@ -1388,6 +1468,23 @@
         <w:spacing w:line="360" w:lineRule="auto"/>
         <w:ind w:left="119" w:right="114" w:firstLine="850"/>
       </w:pPr>
+      <w:r>
+        <w:rPr>
+          <w:b/>
+          <w:bCs/>
+        </w:rPr>
+        <w:t xml:space="preserve">Вопрос </w:t>
+      </w:r>
+      <w:r>
+        <w:rPr>
+          <w:b/>
+          <w:bCs/>
+        </w:rPr>
+        <w:t>3.</w:t>
+      </w:r>
+      <w:r>
+        <w:t xml:space="preserve"> Что такое звуковое давление и как оно измеряется?</w:t>
+      </w:r>
     </w:p>
     <w:p>
       <w:pPr>
@@ -1396,7 +1493,7 @@
         <w:ind w:left="119" w:right="114" w:firstLine="850"/>
       </w:pPr>
       <w:r>
-        <w:t>3. Что такое звуковое давление и как оно измеряется?</w:t>
+        <w:t>Звуковое давление — это переменная составляющая общего давления воздуха (или другой упругой среды), возникающая при распространении звуковых волн.</w:t>
       </w:r>
     </w:p>
     <w:p>
@@ -1405,6 +1502,9 @@
         <w:spacing w:line="360" w:lineRule="auto"/>
         <w:ind w:left="119" w:right="114" w:firstLine="850"/>
       </w:pPr>
+      <w:r>
+        <w:t>Оно выражается как среднеквадратическое значение отклонения мгновенного давления от атмосферного и измеряется в паскалях (Па) или в логарифмических единицах — децибелах (дБ) относительно порога слышимости:</w:t>
+      </w:r>
     </w:p>
     <w:p>
       <w:pPr>
@@ -1413,7 +1513,7 @@
         <w:ind w:left="119" w:right="114" w:firstLine="850"/>
       </w:pPr>
       <w:r>
-        <w:t>Звуковое давление — это переменная составляющая общего давления воздуха (или другой упругой среды), возникающая при распространении звуковых волн.</w:t>
+        <w:t>Для оценки утечки информации измеряют уровни звукового давления в октавных полосах частот (250–4000 Гц), что соответствует диапазону речи.</w:t>
       </w:r>
     </w:p>
     <w:p>
@@ -1423,7 +1523,7 @@
         <w:ind w:left="119" w:right="114" w:firstLine="850"/>
       </w:pPr>
       <w:r>
-        <w:t>Оно выражается как среднеквадратическое значение отклонения мгновенного давления от атмосферного и измеряется в паскалях (Па) или в логарифмических единицах — децибелах (дБ) относительно порога слышимости:</w:t>
+        <w:t>Измерения выполняются шумомером или анализатором спектра, входящим в состав системы «Шепот». В каждой полосе фиксируются.</w:t>
       </w:r>
     </w:p>
     <w:p>
@@ -1433,7 +1533,21 @@
         <w:ind w:left="119" w:right="114" w:firstLine="850"/>
       </w:pPr>
       <w:r>
-        <w:t>Для оценки утечки информации измеряют уровни звукового давления в октавных полосах частот (250–4000 Гц), что соответствует диапазону речи.</w:t>
+        <w:rPr>
+          <w:b/>
+          <w:bCs/>
+        </w:rPr>
+        <w:t xml:space="preserve">Вопрос </w:t>
+      </w:r>
+      <w:r>
+        <w:rPr>
+          <w:b/>
+          <w:bCs/>
+        </w:rPr>
+        <w:t>4.</w:t>
+      </w:r>
+      <w:r>
+        <w:t xml:space="preserve"> Что понимается под защищаемой информацией?</w:t>
       </w:r>
     </w:p>
     <w:p>
@@ -1443,7 +1557,11 @@
         <w:ind w:left="119" w:right="114" w:firstLine="850"/>
       </w:pPr>
       <w:r>
-        <w:t>Измерения выполняются шумомером или анализатором спектра, входящим в состав системы «Шепот». В каждой полосе фиксируются.</w:t>
+        <w:t xml:space="preserve">Защищаемая информация — это сведения, доступ к которым ограничен в соответствии с законодательством Российской Федерации или внутренними </w:t>
+      </w:r>
+      <w:r>
+        <w:lastRenderedPageBreak/>
+        <w:t>нормативными документами организации.</w:t>
       </w:r>
     </w:p>
     <w:p>
@@ -1452,6 +1570,9 @@
         <w:spacing w:line="360" w:lineRule="auto"/>
         <w:ind w:left="119" w:right="114" w:firstLine="850"/>
       </w:pPr>
+      <w:r>
+        <w:t>К таким сведениям относятся:</w:t>
+      </w:r>
     </w:p>
     <w:p>
       <w:pPr>
@@ -1460,7 +1581,7 @@
         <w:ind w:left="119" w:right="114" w:firstLine="850"/>
       </w:pPr>
       <w:r>
-        <w:t>4. Что понимается под защищаемой информацией?</w:t>
+        <w:t>государственная тайна (по закону № 5485-1 «О государственной тайне»);</w:t>
       </w:r>
     </w:p>
     <w:p>
@@ -1469,6 +1590,9 @@
         <w:spacing w:line="360" w:lineRule="auto"/>
         <w:ind w:left="119" w:right="114" w:firstLine="850"/>
       </w:pPr>
+      <w:r>
+        <w:t>коммерческая тайна (ФЗ № 98-ФЗ);</w:t>
+      </w:r>
     </w:p>
     <w:p>
       <w:pPr>
@@ -1477,7 +1601,7 @@
         <w:ind w:left="119" w:right="114" w:firstLine="850"/>
       </w:pPr>
       <w:r>
-        <w:t>Защищаемая информация — это сведения, доступ к которым ограничен в соответствии с законодательством Российской Федерации или внутренними нормативными документами организации.</w:t>
+        <w:t>служебная и конфиденциальная информация;</w:t>
       </w:r>
     </w:p>
     <w:p>
@@ -1487,7 +1611,7 @@
         <w:ind w:left="119" w:right="114" w:firstLine="850"/>
       </w:pPr>
       <w:r>
-        <w:t>К таким сведениям относятся:</w:t>
+        <w:t>персональные данные (ФЗ № 152-ФЗ);</w:t>
       </w:r>
     </w:p>
     <w:p>
@@ -1497,7 +1621,7 @@
         <w:ind w:left="119" w:right="114" w:firstLine="850"/>
       </w:pPr>
       <w:r>
-        <w:t>государственная тайна (по закону № 5485-1 «О государственной тайне»);</w:t>
+        <w:t>иные сведения, не предназначенные для публичного распространения.</w:t>
       </w:r>
     </w:p>
     <w:p>
@@ -1507,7 +1631,7 @@
         <w:ind w:left="119" w:right="114" w:firstLine="850"/>
       </w:pPr>
       <w:r>
-        <w:t>коммерческая тайна (ФЗ № 98-ФЗ);</w:t>
+        <w:t>Для этих данных требуется создание комплекса мер защиты, включая предотвращение утечки по техническим каналам — в частности, по акустическому и виброакустическому.</w:t>
       </w:r>
     </w:p>
     <w:p>
@@ -1517,54 +1641,21 @@
         <w:ind w:left="119" w:right="114" w:firstLine="850"/>
       </w:pPr>
       <w:r>
-        <w:t>служебная и конфиденциальная информация;</w:t>
-      </w:r>
-    </w:p>
-    <w:p>
-      <w:pPr>
-        <w:pStyle w:val="a3"/>
-        <w:spacing w:line="360" w:lineRule="auto"/>
-        <w:ind w:left="119" w:right="114" w:firstLine="850"/>
-      </w:pPr>
-      <w:r>
-        <w:t>персональные данные (ФЗ № 152-ФЗ);</w:t>
-      </w:r>
-    </w:p>
-    <w:p>
-      <w:pPr>
-        <w:pStyle w:val="a3"/>
-        <w:spacing w:line="360" w:lineRule="auto"/>
-        <w:ind w:left="119" w:right="114" w:firstLine="850"/>
-      </w:pPr>
-      <w:r>
-        <w:t>иные сведения, не предназначенные для публичного распространения.</w:t>
-      </w:r>
-    </w:p>
-    <w:p>
-      <w:pPr>
-        <w:pStyle w:val="a3"/>
-        <w:spacing w:line="360" w:lineRule="auto"/>
-        <w:ind w:left="119" w:right="114" w:firstLine="850"/>
-      </w:pPr>
-      <w:r>
-        <w:t>Для этих данных требуется создание комплекса мер защиты, включая предотвращение утечки по техническим каналам — в частности, по акустическому и виброакустическому.</w:t>
-      </w:r>
-    </w:p>
-    <w:p>
-      <w:pPr>
-        <w:pStyle w:val="a3"/>
-        <w:spacing w:line="360" w:lineRule="auto"/>
-        <w:ind w:left="119" w:right="114" w:firstLine="850"/>
-      </w:pPr>
-    </w:p>
-    <w:p>
-      <w:pPr>
-        <w:pStyle w:val="a3"/>
-        <w:spacing w:line="360" w:lineRule="auto"/>
-        <w:ind w:left="119" w:right="114" w:firstLine="850"/>
-      </w:pPr>
-      <w:r>
-        <w:t>5. Какова методика проведения измерений?</w:t>
+        <w:rPr>
+          <w:b/>
+          <w:bCs/>
+        </w:rPr>
+        <w:t xml:space="preserve">Вопрос </w:t>
+      </w:r>
+      <w:r>
+        <w:rPr>
+          <w:b/>
+          <w:bCs/>
+        </w:rPr>
+        <w:t>5</w:t>
+      </w:r>
+      <w:r>
+        <w:t>. Какова методика проведения измерений?</w:t>
       </w:r>
     </w:p>
     <w:p>
@@ -1689,13 +1780,6 @@
         <w:spacing w:line="360" w:lineRule="auto"/>
         <w:ind w:left="119" w:right="114" w:firstLine="850"/>
       </w:pPr>
-    </w:p>
-    <w:p>
-      <w:pPr>
-        <w:pStyle w:val="a3"/>
-        <w:spacing w:line="360" w:lineRule="auto"/>
-        <w:ind w:left="119" w:right="114" w:firstLine="850"/>
-      </w:pPr>
       <w:r>
         <w:t>Обработка данных:</w:t>
       </w:r>
@@ -1725,7 +1809,6 @@
         <w:ind w:right="114"/>
       </w:pPr>
       <w:r>
-        <w:lastRenderedPageBreak/>
         <w:t>приведение сигнала к нормированному уровню речи (по модели русской речи);</w:t>
       </w:r>
     </w:p>
@@ -1775,27 +1858,27 @@
       <w:pPr>
         <w:pStyle w:val="a3"/>
         <w:spacing w:line="360" w:lineRule="auto"/>
-        <w:ind w:left="119" w:right="114" w:firstLine="850"/>
-      </w:pPr>
+        <w:ind w:left="195" w:right="114" w:firstLine="850"/>
+      </w:pPr>
+      <w:r>
+        <w:t>6. Для чего предназначена система «Шепот»?</w:t>
+      </w:r>
     </w:p>
     <w:p>
       <w:pPr>
         <w:pStyle w:val="a3"/>
         <w:spacing w:line="360" w:lineRule="auto"/>
-        <w:ind w:left="119" w:right="114" w:firstLine="850"/>
-      </w:pPr>
-      <w:r>
-        <w:t>6. Для чего предназначена система «Шепот»?</w:t>
-      </w:r>
-    </w:p>
-    <w:p>
-      <w:pPr>
-        <w:pStyle w:val="a3"/>
-        <w:spacing w:line="360" w:lineRule="auto"/>
-        <w:ind w:left="119" w:right="114" w:firstLine="850"/>
-      </w:pPr>
-      <w:r>
-        <w:t>Система «Шепот» предназначена для инструментальной оценки защищённости помещений от утечки речевой информации по акустическим и виброакустическим каналам.</w:t>
+        <w:ind w:left="195" w:right="114" w:firstLine="850"/>
+      </w:pPr>
+      <w:r>
+        <w:t>Система «Шепот» предназначена для инструментальной оценки</w:t>
+      </w:r>
+      <w:r>
+        <w:t xml:space="preserve"> </w:t>
+      </w:r>
+      <w:r>
+        <w:lastRenderedPageBreak/>
+        <w:t>защищённости помещений от утечки речевой информации по акустическим и виброакустическим каналам.</w:t>
       </w:r>
     </w:p>
     <w:p>
@@ -1870,13 +1953,6 @@
         <w:spacing w:line="360" w:lineRule="auto"/>
         <w:ind w:left="119" w:right="114" w:firstLine="850"/>
       </w:pPr>
-    </w:p>
-    <w:p>
-      <w:pPr>
-        <w:pStyle w:val="a3"/>
-        <w:spacing w:line="360" w:lineRule="auto"/>
-        <w:ind w:left="119" w:right="114" w:firstLine="850"/>
-      </w:pPr>
       <w:r>
         <w:t>Функции системы:</w:t>
       </w:r>
@@ -1953,6 +2029,23 @@
         <w:spacing w:line="360" w:lineRule="auto"/>
         <w:ind w:left="119" w:right="114" w:firstLine="850"/>
       </w:pPr>
+      <w:r>
+        <w:rPr>
+          <w:b/>
+          <w:bCs/>
+        </w:rPr>
+        <w:t xml:space="preserve">Вопрос </w:t>
+      </w:r>
+      <w:r>
+        <w:rPr>
+          <w:b/>
+          <w:bCs/>
+        </w:rPr>
+        <w:t>7.</w:t>
+      </w:r>
+      <w:r>
+        <w:t xml:space="preserve"> Как выбираются контрольные точки (КТ) при проведении измерений?</w:t>
+      </w:r>
     </w:p>
     <w:p>
       <w:pPr>
@@ -1961,7 +2054,7 @@
         <w:ind w:left="119" w:right="114" w:firstLine="850"/>
       </w:pPr>
       <w:r>
-        <w:t>7. Как выбираются контрольные точки (КТ) при проведении измерений?</w:t>
+        <w:t>Контрольные точки выбираются исходя из физического состояния и конструкции ограждающих элементов помещения:</w:t>
       </w:r>
     </w:p>
     <w:p>
@@ -1971,7 +2064,7 @@
         <w:ind w:left="119" w:right="114" w:firstLine="850"/>
       </w:pPr>
       <w:r>
-        <w:t>Контрольные точки выбираются исходя из физического состояния и конструкции ограждающих элементов помещения:</w:t>
+        <w:t>На однородных поверхностях (бетонная, кирпичная, гипсокартонная стена, пол, потолок)</w:t>
       </w:r>
     </w:p>
     <w:p>
@@ -1981,7 +2074,7 @@
         <w:ind w:left="119" w:right="114" w:firstLine="850"/>
       </w:pPr>
       <w:r>
-        <w:t>На однородных поверхностях (бетонная, кирпичная, гипсокартонная стена, пол, потолок)</w:t>
+        <w:t>— не менее одной КТ на каждый участок площадью 2×2 м.</w:t>
       </w:r>
     </w:p>
     <w:p>
@@ -1991,7 +2084,7 @@
         <w:ind w:left="119" w:right="114" w:firstLine="850"/>
       </w:pPr>
       <w:r>
-        <w:t>— не менее одной КТ на каждый участок площадью 2×2 м.</w:t>
+        <w:t>На неоднородных поверхностях (например, стена с дверью или окнами)</w:t>
       </w:r>
     </w:p>
     <w:p>
@@ -2001,7 +2094,7 @@
         <w:ind w:left="119" w:right="114" w:firstLine="850"/>
       </w:pPr>
       <w:r>
-        <w:t>На неоднородных поверхностях (например, стена с дверью или окнами)</w:t>
+        <w:t>— по одной КТ на каждый конструктивно различный элемент.</w:t>
       </w:r>
     </w:p>
     <w:p>
@@ -2011,8 +2104,7 @@
         <w:ind w:left="119" w:right="114" w:firstLine="850"/>
       </w:pPr>
       <w:r>
-        <w:lastRenderedPageBreak/>
-        <w:t>— по одной КТ на каждый конструктивно различный элемент.</w:t>
+        <w:t>На оконных блоках — в центре каждого стеклопакета.</w:t>
       </w:r>
     </w:p>
     <w:p>
@@ -2022,7 +2114,7 @@
         <w:ind w:left="119" w:right="114" w:firstLine="850"/>
       </w:pPr>
       <w:r>
-        <w:t>На оконных блоках — в центре каждого стеклопакета.</w:t>
+        <w:t>На дверных полотнах — в центре и вблизи замков/петель.</w:t>
       </w:r>
     </w:p>
     <w:p>
@@ -2032,7 +2124,7 @@
         <w:ind w:left="119" w:right="114" w:firstLine="850"/>
       </w:pPr>
       <w:r>
-        <w:t>На дверных полотнах — в центре и вблизи замков/петель.</w:t>
+        <w:t>На воздуховодах — в средней части трубы, на изгибах и в местах стыков.</w:t>
       </w:r>
     </w:p>
     <w:p>
@@ -2042,17 +2134,34 @@
         <w:ind w:left="119" w:right="114" w:firstLine="850"/>
       </w:pPr>
       <w:r>
-        <w:t>На воздуховодах — в средней части трубы, на изгибах и в местах стыков.</w:t>
-      </w:r>
-    </w:p>
-    <w:p>
-      <w:pPr>
-        <w:pStyle w:val="a3"/>
+        <w:t>При наличии средств активной защиты (САЗ) контрольные точки выбираются в местах, наиболее удалённых от генераторов помех, чтобы не искажать результаты измерений.</w:t>
+      </w:r>
+    </w:p>
+    <w:p>
+      <w:pPr>
+        <w:pStyle w:val="a3"/>
+        <w:tabs>
+          <w:tab w:val="left" w:pos="3969"/>
+        </w:tabs>
         <w:spacing w:line="360" w:lineRule="auto"/>
         <w:ind w:left="119" w:right="114" w:firstLine="850"/>
       </w:pPr>
       <w:r>
-        <w:t>При наличии средств активной защиты (САЗ) контрольные точки выбираются в местах, наиболее удалённых от генераторов помех, чтобы не искажать результаты измерений.</w:t>
+        <w:rPr>
+          <w:b/>
+          <w:bCs/>
+        </w:rPr>
+        <w:t xml:space="preserve">Вопрос </w:t>
+      </w:r>
+      <w:r>
+        <w:rPr>
+          <w:b/>
+          <w:bCs/>
+        </w:rPr>
+        <w:t>8.</w:t>
+      </w:r>
+      <w:r>
+        <w:t xml:space="preserve"> Как выбираются контрольные точки для измерения на оконных блоках (виброакустический канал)?</w:t>
       </w:r>
     </w:p>
     <w:p>
@@ -2061,24 +2170,8 @@
         <w:spacing w:line="360" w:lineRule="auto"/>
         <w:ind w:left="119" w:right="114" w:firstLine="850"/>
       </w:pPr>
-    </w:p>
-    <w:p>
-      <w:pPr>
-        <w:pStyle w:val="a3"/>
-        <w:spacing w:line="360" w:lineRule="auto"/>
-        <w:ind w:left="119" w:right="114" w:firstLine="850"/>
-      </w:pPr>
-      <w:r>
-        <w:t>8. Как выбираются контрольные точки для измерения на оконных блоках (виброакустический канал)?</w:t>
-      </w:r>
-    </w:p>
-    <w:p>
-      <w:pPr>
-        <w:pStyle w:val="a3"/>
-        <w:spacing w:line="360" w:lineRule="auto"/>
-        <w:ind w:left="119" w:right="114" w:firstLine="850"/>
-      </w:pPr>
-      <w:r>
+      <w:r>
+        <w:lastRenderedPageBreak/>
         <w:t>При оценке виброакустического канала утечки через оконные блоки контрольные точки располагают:</w:t>
       </w:r>
     </w:p>
@@ -2759,13 +2852,6 @@
       <w:r>
         <w:t>Ростов-на-Дону 2026</w:t>
       </w:r>
-      <w:r>
-        <w:rPr>
-          <w:spacing w:val="-67"/>
-        </w:rPr>
-      </w:r>
-      <w:r/>
-      <w:r/>
     </w:p>
     <w:p>
       <w:pPr>
@@ -3217,7 +3303,7 @@
         <w:rPr>
           <w:noProof/>
         </w:rPr>
-        <w:object w:dxaOrig="21420" w:dyaOrig="13284" w14:anchorId="00FA12FD">
+        <w:object w:dxaOrig="21420" w:dyaOrig="13284" w14:anchorId="3DE6D845">
           <v:shapetype id="_x0000_t75" coordsize="21600,21600" o:spt="75" o:preferrelative="t" path="m@4@5l@4@11@9@11@9@5xe" filled="f" stroked="f">
             <v:stroke joinstyle="miter"/>
             <v:formulas>
@@ -3237,10 +3323,10 @@
             <v:path o:extrusionok="f" gradientshapeok="t" o:connecttype="rect"/>
             <o:lock v:ext="edit" aspectratio="t"/>
           </v:shapetype>
-          <v:shape id="_x0000_i1029" type="#_x0000_t75" alt="" style="width:467.1pt;height:289.85pt;mso-width-percent:0;mso-height-percent:0;mso-width-percent:0;mso-height-percent:0" o:ole="">
+          <v:shape id="_x0000_i1029" type="#_x0000_t75" alt="" style="width:467pt;height:290pt;mso-width-percent:0;mso-height-percent:0;mso-width-percent:0;mso-height-percent:0" o:ole="">
             <v:imagedata r:id="rId7" o:title=""/>
           </v:shape>
-          <o:OLEObject Type="Embed" ProgID="Visio.Drawing.15" ShapeID="_x0000_i1029" DrawAspect="Content" ObjectID="_1845653339" r:id="rId8"/>
+          <o:OLEObject Type="Embed" ProgID="Visio.Drawing.15" ShapeID="_x0000_i1029" DrawAspect="Content" ObjectID="_1849876440" r:id="rId8"/>
         </w:object>
       </w:r>
     </w:p>
@@ -3268,11 +3354,11 @@
         <w:rPr>
           <w:noProof/>
         </w:rPr>
-        <w:object w:dxaOrig="15768" w:dyaOrig="25584" w14:anchorId="11F78059">
-          <v:shape id="_x0000_i1028" type="#_x0000_t75" alt="" style="width:449.55pt;height:672.9pt;mso-width-percent:0;mso-height-percent:0;mso-width-percent:0;mso-height-percent:0" o:ole="">
+        <w:object w:dxaOrig="15768" w:dyaOrig="25584" w14:anchorId="69D9AE02">
+          <v:shape id="_x0000_i1028" type="#_x0000_t75" alt="" style="width:449.15pt;height:673.1pt;mso-width-percent:0;mso-height-percent:0;mso-width-percent:0;mso-height-percent:0" o:ole="">
             <v:imagedata r:id="rId9" o:title=""/>
           </v:shape>
-          <o:OLEObject Type="Embed" ProgID="Visio.Drawing.15" ShapeID="_x0000_i1028" DrawAspect="Content" ObjectID="_1845653340" r:id="rId10"/>
+          <o:OLEObject Type="Embed" ProgID="Visio.Drawing.15" ShapeID="_x0000_i1028" DrawAspect="Content" ObjectID="_1849876441" r:id="rId10"/>
         </w:object>
       </w:r>
     </w:p>
@@ -3302,11 +3388,11 @@
         <w:rPr>
           <w:noProof/>
         </w:rPr>
-        <w:object w:dxaOrig="12169" w:dyaOrig="16356" w14:anchorId="60A03E09">
-          <v:shape id="_x0000_i1027" type="#_x0000_t75" alt="" style="width:467.1pt;height:627.7pt;mso-width-percent:0;mso-height-percent:0;mso-width-percent:0;mso-height-percent:0" o:ole="">
+        <w:object w:dxaOrig="12169" w:dyaOrig="16356" w14:anchorId="2D12D4CB">
+          <v:shape id="_x0000_i1027" type="#_x0000_t75" alt="" style="width:467pt;height:628.2pt;mso-width-percent:0;mso-height-percent:0;mso-width-percent:0;mso-height-percent:0" o:ole="">
             <v:imagedata r:id="rId11" o:title=""/>
           </v:shape>
-          <o:OLEObject Type="Embed" ProgID="Visio.Drawing.15" ShapeID="_x0000_i1027" DrawAspect="Content" ObjectID="_1845653341" r:id="rId12"/>
+          <o:OLEObject Type="Embed" ProgID="Visio.Drawing.15" ShapeID="_x0000_i1027" DrawAspect="Content" ObjectID="_1849876442" r:id="rId12"/>
         </w:object>
       </w:r>
     </w:p>
@@ -3442,20 +3528,9 @@
         <w:jc w:val="both"/>
       </w:pPr>
       <w:r>
+        <w:lastRenderedPageBreak/>
         <w:t>«13» октября 2026 г. в ЗП 1-498 ФГБОУ «ДГТУ»</w:t>
       </w:r>
-      <w:r/>
-      <w:r/>
-      <w:r/>
-      <w:r/>
-      <w:r/>
-      <w:r/>
-      <w:r/>
-      <w:r/>
-      <w:r/>
-      <w:r/>
-      <w:r/>
-      <w:r/>
     </w:p>
     <w:p>
       <w:pPr>
@@ -3938,11 +4013,11 @@
         <w:rPr>
           <w:noProof/>
         </w:rPr>
-        <w:object w:dxaOrig="15276" w:dyaOrig="12900" w14:anchorId="1E23453D">
-          <v:shape id="_x0000_i1026" type="#_x0000_t75" alt="" style="width:467.1pt;height:395.1pt;mso-width-percent:0;mso-height-percent:0;mso-width-percent:0;mso-height-percent:0" o:ole="">
+        <w:object w:dxaOrig="15276" w:dyaOrig="12900" w14:anchorId="20400CF2">
+          <v:shape id="_x0000_i1026" type="#_x0000_t75" alt="" style="width:467pt;height:395pt;mso-width-percent:0;mso-height-percent:0;mso-width-percent:0;mso-height-percent:0" o:ole="">
             <v:imagedata r:id="rId13" o:title=""/>
           </v:shape>
-          <o:OLEObject Type="Embed" ProgID="Visio.Drawing.15" ShapeID="_x0000_i1026" DrawAspect="Content" ObjectID="_1845653342" r:id="rId14"/>
+          <o:OLEObject Type="Embed" ProgID="Visio.Drawing.15" ShapeID="_x0000_i1026" DrawAspect="Content" ObjectID="_1849876443" r:id="rId14"/>
         </w:object>
       </w:r>
     </w:p>
@@ -3976,11 +4051,11 @@
         <w:rPr>
           <w:noProof/>
         </w:rPr>
-        <w:object w:dxaOrig="6529" w:dyaOrig="6144" w14:anchorId="1B57AEF1">
-          <v:shape id="_x0000_i1025" type="#_x0000_t75" alt="" style="width:326.75pt;height:308.3pt;mso-width-percent:0;mso-height-percent:0;mso-width-percent:0;mso-height-percent:0" o:ole="">
+        <w:object w:dxaOrig="6529" w:dyaOrig="6144" w14:anchorId="7EC1BEE3">
+          <v:shape id="_x0000_i1025" type="#_x0000_t75" alt="" style="width:326.95pt;height:307.8pt;mso-width-percent:0;mso-height-percent:0;mso-width-percent:0;mso-height-percent:0" o:ole="">
             <v:imagedata r:id="rId15" o:title=""/>
           </v:shape>
-          <o:OLEObject Type="Embed" ProgID="Visio.Drawing.15" ShapeID="_x0000_i1025" DrawAspect="Content" ObjectID="_1845653343" r:id="rId16"/>
+          <o:OLEObject Type="Embed" ProgID="Visio.Drawing.15" ShapeID="_x0000_i1025" DrawAspect="Content" ObjectID="_1849876444" r:id="rId16"/>
         </w:object>
       </w:r>
     </w:p>
@@ -4682,7 +4757,6 @@
             <w:pPr>
               <w:pStyle w:val="TableParagraph"/>
               <w:ind w:left="0"/>
-              <w:jc w:val="left"/>
               <w:rPr>
                 <w:sz w:val="26"/>
               </w:rPr>
@@ -4711,7 +4785,6 @@
             <w:pPr>
               <w:pStyle w:val="TableParagraph"/>
               <w:ind w:left="0"/>
-              <w:jc w:val="left"/>
               <w:rPr>
                 <w:sz w:val="26"/>
               </w:rPr>
@@ -4740,7 +4813,6 @@
             <w:pPr>
               <w:pStyle w:val="TableParagraph"/>
               <w:ind w:left="0"/>
-              <w:jc w:val="left"/>
               <w:rPr>
                 <w:sz w:val="26"/>
               </w:rPr>
@@ -4769,7 +4841,6 @@
             <w:pPr>
               <w:pStyle w:val="TableParagraph"/>
               <w:ind w:left="0"/>
-              <w:jc w:val="left"/>
               <w:rPr>
                 <w:sz w:val="26"/>
               </w:rPr>
@@ -4798,7 +4869,6 @@
             <w:pPr>
               <w:pStyle w:val="TableParagraph"/>
               <w:ind w:left="0"/>
-              <w:jc w:val="left"/>
               <w:rPr>
                 <w:sz w:val="26"/>
               </w:rPr>
@@ -4887,7 +4957,6 @@
             <w:pPr>
               <w:pStyle w:val="TableParagraph"/>
               <w:ind w:left="0"/>
-              <w:jc w:val="left"/>
               <w:rPr>
                 <w:sz w:val="26"/>
               </w:rPr>
@@ -4916,7 +4985,6 @@
             <w:pPr>
               <w:pStyle w:val="TableParagraph"/>
               <w:ind w:left="0"/>
-              <w:jc w:val="left"/>
               <w:rPr>
                 <w:sz w:val="26"/>
               </w:rPr>
@@ -4945,7 +5013,6 @@
             <w:pPr>
               <w:pStyle w:val="TableParagraph"/>
               <w:ind w:left="0"/>
-              <w:jc w:val="left"/>
               <w:rPr>
                 <w:sz w:val="26"/>
               </w:rPr>
@@ -4974,7 +5041,6 @@
             <w:pPr>
               <w:pStyle w:val="TableParagraph"/>
               <w:ind w:left="0"/>
-              <w:jc w:val="left"/>
               <w:rPr>
                 <w:sz w:val="26"/>
               </w:rPr>
@@ -5003,7 +5069,6 @@
             <w:pPr>
               <w:pStyle w:val="TableParagraph"/>
               <w:ind w:left="0"/>
-              <w:jc w:val="left"/>
               <w:rPr>
                 <w:sz w:val="26"/>
               </w:rPr>
@@ -5092,7 +5157,6 @@
             <w:pPr>
               <w:pStyle w:val="TableParagraph"/>
               <w:ind w:left="0"/>
-              <w:jc w:val="left"/>
               <w:rPr>
                 <w:sz w:val="26"/>
               </w:rPr>
@@ -5121,7 +5185,6 @@
             <w:pPr>
               <w:pStyle w:val="TableParagraph"/>
               <w:ind w:left="0"/>
-              <w:jc w:val="left"/>
               <w:rPr>
                 <w:sz w:val="26"/>
               </w:rPr>
@@ -5150,7 +5213,6 @@
             <w:pPr>
               <w:pStyle w:val="TableParagraph"/>
               <w:ind w:left="0"/>
-              <w:jc w:val="left"/>
               <w:rPr>
                 <w:sz w:val="26"/>
               </w:rPr>
@@ -5179,7 +5241,6 @@
             <w:pPr>
               <w:pStyle w:val="TableParagraph"/>
               <w:ind w:left="0"/>
-              <w:jc w:val="left"/>
               <w:rPr>
                 <w:sz w:val="26"/>
               </w:rPr>
@@ -5208,7 +5269,6 @@
             <w:pPr>
               <w:pStyle w:val="TableParagraph"/>
               <w:ind w:left="0"/>
-              <w:jc w:val="left"/>
               <w:rPr>
                 <w:sz w:val="26"/>
               </w:rPr>
@@ -5297,7 +5357,6 @@
             <w:pPr>
               <w:pStyle w:val="TableParagraph"/>
               <w:ind w:left="0"/>
-              <w:jc w:val="left"/>
               <w:rPr>
                 <w:sz w:val="26"/>
               </w:rPr>
@@ -5326,7 +5385,6 @@
             <w:pPr>
               <w:pStyle w:val="TableParagraph"/>
               <w:ind w:left="0"/>
-              <w:jc w:val="left"/>
               <w:rPr>
                 <w:sz w:val="26"/>
               </w:rPr>
@@ -5355,7 +5413,6 @@
             <w:pPr>
               <w:pStyle w:val="TableParagraph"/>
               <w:ind w:left="0"/>
-              <w:jc w:val="left"/>
               <w:rPr>
                 <w:sz w:val="26"/>
               </w:rPr>
@@ -5384,7 +5441,6 @@
             <w:pPr>
               <w:pStyle w:val="TableParagraph"/>
               <w:ind w:left="0"/>
-              <w:jc w:val="left"/>
               <w:rPr>
                 <w:sz w:val="26"/>
               </w:rPr>
@@ -5413,7 +5469,6 @@
             <w:pPr>
               <w:pStyle w:val="TableParagraph"/>
               <w:ind w:left="0"/>
-              <w:jc w:val="left"/>
               <w:rPr>
                 <w:sz w:val="26"/>
               </w:rPr>
@@ -5502,7 +5557,6 @@
             <w:pPr>
               <w:pStyle w:val="TableParagraph"/>
               <w:ind w:left="0"/>
-              <w:jc w:val="left"/>
               <w:rPr>
                 <w:sz w:val="26"/>
               </w:rPr>
@@ -5531,7 +5585,6 @@
             <w:pPr>
               <w:pStyle w:val="TableParagraph"/>
               <w:ind w:left="0"/>
-              <w:jc w:val="left"/>
               <w:rPr>
                 <w:sz w:val="26"/>
               </w:rPr>
@@ -5560,7 +5613,6 @@
             <w:pPr>
               <w:pStyle w:val="TableParagraph"/>
               <w:ind w:left="0"/>
-              <w:jc w:val="left"/>
               <w:rPr>
                 <w:sz w:val="26"/>
               </w:rPr>
@@ -5589,7 +5641,6 @@
             <w:pPr>
               <w:pStyle w:val="TableParagraph"/>
               <w:ind w:left="0"/>
-              <w:jc w:val="left"/>
               <w:rPr>
                 <w:sz w:val="26"/>
               </w:rPr>
@@ -5618,7 +5669,6 @@
             <w:pPr>
               <w:pStyle w:val="TableParagraph"/>
               <w:ind w:left="0"/>
-              <w:jc w:val="left"/>
               <w:rPr>
                 <w:sz w:val="26"/>
               </w:rPr>
@@ -5702,7 +5752,6 @@
             <w:pPr>
               <w:pStyle w:val="TableParagraph"/>
               <w:ind w:left="0"/>
-              <w:jc w:val="left"/>
               <w:rPr>
                 <w:sz w:val="26"/>
               </w:rPr>
@@ -5731,7 +5780,6 @@
             <w:pPr>
               <w:pStyle w:val="TableParagraph"/>
               <w:ind w:left="0"/>
-              <w:jc w:val="left"/>
               <w:rPr>
                 <w:sz w:val="26"/>
               </w:rPr>
@@ -5760,7 +5808,6 @@
             <w:pPr>
               <w:pStyle w:val="TableParagraph"/>
               <w:ind w:left="0"/>
-              <w:jc w:val="left"/>
               <w:rPr>
                 <w:sz w:val="26"/>
               </w:rPr>
@@ -5789,7 +5836,6 @@
             <w:pPr>
               <w:pStyle w:val="TableParagraph"/>
               <w:ind w:left="0"/>
-              <w:jc w:val="left"/>
               <w:rPr>
                 <w:sz w:val="26"/>
               </w:rPr>
@@ -5818,7 +5864,6 @@
             <w:pPr>
               <w:pStyle w:val="TableParagraph"/>
               <w:ind w:left="0"/>
-              <w:jc w:val="left"/>
               <w:rPr>
                 <w:sz w:val="26"/>
               </w:rPr>
@@ -5905,7 +5950,6 @@
             <w:pPr>
               <w:pStyle w:val="TableParagraph"/>
               <w:ind w:left="0"/>
-              <w:jc w:val="left"/>
               <w:rPr>
                 <w:sz w:val="26"/>
               </w:rPr>
@@ -5934,7 +5978,6 @@
             <w:pPr>
               <w:pStyle w:val="TableParagraph"/>
               <w:ind w:left="0"/>
-              <w:jc w:val="left"/>
               <w:rPr>
                 <w:sz w:val="26"/>
               </w:rPr>
@@ -5963,7 +6006,6 @@
             <w:pPr>
               <w:pStyle w:val="TableParagraph"/>
               <w:ind w:left="0"/>
-              <w:jc w:val="left"/>
               <w:rPr>
                 <w:sz w:val="26"/>
               </w:rPr>
@@ -5992,7 +6034,6 @@
             <w:pPr>
               <w:pStyle w:val="TableParagraph"/>
               <w:ind w:left="0"/>
-              <w:jc w:val="left"/>
               <w:rPr>
                 <w:sz w:val="26"/>
               </w:rPr>
@@ -6021,7 +6062,6 @@
             <w:pPr>
               <w:pStyle w:val="TableParagraph"/>
               <w:ind w:left="0"/>
-              <w:jc w:val="left"/>
               <w:rPr>
                 <w:sz w:val="26"/>
               </w:rPr>
@@ -6105,7 +6145,6 @@
             <w:pPr>
               <w:pStyle w:val="TableParagraph"/>
               <w:ind w:left="0"/>
-              <w:jc w:val="left"/>
               <w:rPr>
                 <w:sz w:val="26"/>
               </w:rPr>
@@ -6134,7 +6173,6 @@
             <w:pPr>
               <w:pStyle w:val="TableParagraph"/>
               <w:ind w:left="0"/>
-              <w:jc w:val="left"/>
               <w:rPr>
                 <w:sz w:val="26"/>
               </w:rPr>
@@ -6163,7 +6201,6 @@
             <w:pPr>
               <w:pStyle w:val="TableParagraph"/>
               <w:ind w:left="0"/>
-              <w:jc w:val="left"/>
               <w:rPr>
                 <w:sz w:val="26"/>
               </w:rPr>
@@ -6192,7 +6229,6 @@
             <w:pPr>
               <w:pStyle w:val="TableParagraph"/>
               <w:ind w:left="0"/>
-              <w:jc w:val="left"/>
               <w:rPr>
                 <w:sz w:val="26"/>
               </w:rPr>
@@ -6221,7 +6257,6 @@
             <w:pPr>
               <w:pStyle w:val="TableParagraph"/>
               <w:ind w:left="0"/>
-              <w:jc w:val="left"/>
               <w:rPr>
                 <w:sz w:val="26"/>
               </w:rPr>
@@ -6693,7 +6728,6 @@
             <w:pPr>
               <w:pStyle w:val="TableParagraph"/>
               <w:ind w:left="0"/>
-              <w:jc w:val="left"/>
               <w:rPr>
                 <w:sz w:val="26"/>
               </w:rPr>
@@ -6716,7 +6750,6 @@
             <w:pPr>
               <w:pStyle w:val="TableParagraph"/>
               <w:ind w:left="0"/>
-              <w:jc w:val="left"/>
               <w:rPr>
                 <w:sz w:val="26"/>
               </w:rPr>
@@ -6739,7 +6772,6 @@
             <w:pPr>
               <w:pStyle w:val="TableParagraph"/>
               <w:ind w:left="0"/>
-              <w:jc w:val="left"/>
               <w:rPr>
                 <w:sz w:val="26"/>
               </w:rPr>
@@ -6762,7 +6794,6 @@
             <w:pPr>
               <w:pStyle w:val="TableParagraph"/>
               <w:ind w:left="0"/>
-              <w:jc w:val="left"/>
               <w:rPr>
                 <w:sz w:val="26"/>
               </w:rPr>
@@ -6785,7 +6816,6 @@
             <w:pPr>
               <w:pStyle w:val="TableParagraph"/>
               <w:ind w:left="0"/>
-              <w:jc w:val="left"/>
               <w:rPr>
                 <w:sz w:val="26"/>
               </w:rPr>
@@ -6868,7 +6898,6 @@
             <w:pPr>
               <w:pStyle w:val="TableParagraph"/>
               <w:ind w:left="0"/>
-              <w:jc w:val="left"/>
               <w:rPr>
                 <w:sz w:val="26"/>
               </w:rPr>
@@ -6891,7 +6920,6 @@
             <w:pPr>
               <w:pStyle w:val="TableParagraph"/>
               <w:ind w:left="0"/>
-              <w:jc w:val="left"/>
               <w:rPr>
                 <w:sz w:val="26"/>
               </w:rPr>
@@ -6914,7 +6942,6 @@
             <w:pPr>
               <w:pStyle w:val="TableParagraph"/>
               <w:ind w:left="0"/>
-              <w:jc w:val="left"/>
               <w:rPr>
                 <w:sz w:val="26"/>
               </w:rPr>
@@ -6937,7 +6964,6 @@
             <w:pPr>
               <w:pStyle w:val="TableParagraph"/>
               <w:ind w:left="0"/>
-              <w:jc w:val="left"/>
               <w:rPr>
                 <w:sz w:val="26"/>
               </w:rPr>
@@ -6960,7 +6986,6 @@
             <w:pPr>
               <w:pStyle w:val="TableParagraph"/>
               <w:ind w:left="0"/>
-              <w:jc w:val="left"/>
               <w:rPr>
                 <w:sz w:val="26"/>
               </w:rPr>
@@ -7042,7 +7067,6 @@
             <w:pPr>
               <w:pStyle w:val="TableParagraph"/>
               <w:ind w:left="0"/>
-              <w:jc w:val="left"/>
               <w:rPr>
                 <w:sz w:val="26"/>
               </w:rPr>
@@ -7065,7 +7089,6 @@
             <w:pPr>
               <w:pStyle w:val="TableParagraph"/>
               <w:ind w:left="0"/>
-              <w:jc w:val="left"/>
               <w:rPr>
                 <w:sz w:val="26"/>
               </w:rPr>
@@ -7088,7 +7111,6 @@
             <w:pPr>
               <w:pStyle w:val="TableParagraph"/>
               <w:ind w:left="0"/>
-              <w:jc w:val="left"/>
               <w:rPr>
                 <w:sz w:val="26"/>
               </w:rPr>
@@ -7111,7 +7133,6 @@
             <w:pPr>
               <w:pStyle w:val="TableParagraph"/>
               <w:ind w:left="0"/>
-              <w:jc w:val="left"/>
               <w:rPr>
                 <w:sz w:val="26"/>
               </w:rPr>
@@ -7134,7 +7155,6 @@
             <w:pPr>
               <w:pStyle w:val="TableParagraph"/>
               <w:ind w:left="0"/>
-              <w:jc w:val="left"/>
               <w:rPr>
                 <w:sz w:val="26"/>
               </w:rPr>
@@ -7216,7 +7236,6 @@
             <w:pPr>
               <w:pStyle w:val="TableParagraph"/>
               <w:ind w:left="0"/>
-              <w:jc w:val="left"/>
               <w:rPr>
                 <w:sz w:val="26"/>
               </w:rPr>
@@ -7239,7 +7258,6 @@
             <w:pPr>
               <w:pStyle w:val="TableParagraph"/>
               <w:ind w:left="0"/>
-              <w:jc w:val="left"/>
               <w:rPr>
                 <w:sz w:val="26"/>
               </w:rPr>
@@ -7262,7 +7280,6 @@
             <w:pPr>
               <w:pStyle w:val="TableParagraph"/>
               <w:ind w:left="0"/>
-              <w:jc w:val="left"/>
               <w:rPr>
                 <w:sz w:val="26"/>
               </w:rPr>
@@ -7285,7 +7302,6 @@
             <w:pPr>
               <w:pStyle w:val="TableParagraph"/>
               <w:ind w:left="0"/>
-              <w:jc w:val="left"/>
               <w:rPr>
                 <w:sz w:val="26"/>
               </w:rPr>
@@ -7308,7 +7324,6 @@
             <w:pPr>
               <w:pStyle w:val="TableParagraph"/>
               <w:ind w:left="0"/>
-              <w:jc w:val="left"/>
               <w:rPr>
                 <w:sz w:val="26"/>
               </w:rPr>
@@ -7390,7 +7405,6 @@
             <w:pPr>
               <w:pStyle w:val="TableParagraph"/>
               <w:ind w:left="0"/>
-              <w:jc w:val="left"/>
               <w:rPr>
                 <w:sz w:val="26"/>
               </w:rPr>
@@ -7413,7 +7427,6 @@
             <w:pPr>
               <w:pStyle w:val="TableParagraph"/>
               <w:ind w:left="0"/>
-              <w:jc w:val="left"/>
               <w:rPr>
                 <w:sz w:val="26"/>
               </w:rPr>
@@ -7436,7 +7449,6 @@
             <w:pPr>
               <w:pStyle w:val="TableParagraph"/>
               <w:ind w:left="0"/>
-              <w:jc w:val="left"/>
               <w:rPr>
                 <w:sz w:val="26"/>
               </w:rPr>
@@ -7459,7 +7471,6 @@
             <w:pPr>
               <w:pStyle w:val="TableParagraph"/>
               <w:ind w:left="0"/>
-              <w:jc w:val="left"/>
               <w:rPr>
                 <w:sz w:val="26"/>
               </w:rPr>
@@ -7482,7 +7493,6 @@
             <w:pPr>
               <w:pStyle w:val="TableParagraph"/>
               <w:ind w:left="0"/>
-              <w:jc w:val="left"/>
               <w:rPr>
                 <w:sz w:val="26"/>
               </w:rPr>
@@ -7559,7 +7569,6 @@
             <w:pPr>
               <w:pStyle w:val="TableParagraph"/>
               <w:ind w:left="0"/>
-              <w:jc w:val="left"/>
               <w:rPr>
                 <w:sz w:val="26"/>
               </w:rPr>
@@ -7582,7 +7591,6 @@
             <w:pPr>
               <w:pStyle w:val="TableParagraph"/>
               <w:ind w:left="0"/>
-              <w:jc w:val="left"/>
               <w:rPr>
                 <w:sz w:val="26"/>
               </w:rPr>
@@ -7605,7 +7613,6 @@
             <w:pPr>
               <w:pStyle w:val="TableParagraph"/>
               <w:ind w:left="0"/>
-              <w:jc w:val="left"/>
               <w:rPr>
                 <w:sz w:val="26"/>
               </w:rPr>
@@ -7628,7 +7635,6 @@
             <w:pPr>
               <w:pStyle w:val="TableParagraph"/>
               <w:ind w:left="0"/>
-              <w:jc w:val="left"/>
               <w:rPr>
                 <w:sz w:val="26"/>
               </w:rPr>
@@ -7651,7 +7657,6 @@
             <w:pPr>
               <w:pStyle w:val="TableParagraph"/>
               <w:ind w:left="0"/>
-              <w:jc w:val="left"/>
               <w:rPr>
                 <w:sz w:val="26"/>
               </w:rPr>
@@ -7731,7 +7736,6 @@
             <w:pPr>
               <w:pStyle w:val="TableParagraph"/>
               <w:ind w:left="0"/>
-              <w:jc w:val="left"/>
               <w:rPr>
                 <w:sz w:val="26"/>
               </w:rPr>
@@ -7754,7 +7758,6 @@
             <w:pPr>
               <w:pStyle w:val="TableParagraph"/>
               <w:ind w:left="0"/>
-              <w:jc w:val="left"/>
               <w:rPr>
                 <w:sz w:val="26"/>
               </w:rPr>
@@ -7777,7 +7780,6 @@
             <w:pPr>
               <w:pStyle w:val="TableParagraph"/>
               <w:ind w:left="0"/>
-              <w:jc w:val="left"/>
               <w:rPr>
                 <w:sz w:val="26"/>
               </w:rPr>
@@ -7800,7 +7802,6 @@
             <w:pPr>
               <w:pStyle w:val="TableParagraph"/>
               <w:ind w:left="0"/>
-              <w:jc w:val="left"/>
               <w:rPr>
                 <w:sz w:val="26"/>
               </w:rPr>
@@ -7823,7 +7824,6 @@
             <w:pPr>
               <w:pStyle w:val="TableParagraph"/>
               <w:ind w:left="0"/>
-              <w:jc w:val="left"/>
               <w:rPr>
                 <w:sz w:val="26"/>
               </w:rPr>
@@ -7900,7 +7900,6 @@
             <w:pPr>
               <w:pStyle w:val="TableParagraph"/>
               <w:ind w:left="0"/>
-              <w:jc w:val="left"/>
               <w:rPr>
                 <w:sz w:val="26"/>
               </w:rPr>
@@ -7923,7 +7922,6 @@
             <w:pPr>
               <w:pStyle w:val="TableParagraph"/>
               <w:ind w:left="0"/>
-              <w:jc w:val="left"/>
               <w:rPr>
                 <w:sz w:val="26"/>
               </w:rPr>
@@ -7946,7 +7944,6 @@
             <w:pPr>
               <w:pStyle w:val="TableParagraph"/>
               <w:ind w:left="0"/>
-              <w:jc w:val="left"/>
               <w:rPr>
                 <w:sz w:val="26"/>
               </w:rPr>
@@ -7969,7 +7966,6 @@
             <w:pPr>
               <w:pStyle w:val="TableParagraph"/>
               <w:ind w:left="0"/>
-              <w:jc w:val="left"/>
               <w:rPr>
                 <w:sz w:val="26"/>
               </w:rPr>
@@ -7992,7 +7988,6 @@
             <w:pPr>
               <w:pStyle w:val="TableParagraph"/>
               <w:ind w:left="0"/>
-              <w:jc w:val="left"/>
               <w:rPr>
                 <w:sz w:val="26"/>
               </w:rPr>
@@ -8366,7 +8361,7 @@
 </file>
 
 <file path=word/numbering.xml><?xml version="1.0" encoding="utf-8"?>
-<w:numbering xmlns:wpc="http://schemas.microsoft.com/office/word/2010/wordprocessingCanvas" xmlns:cx="http://schemas.microsoft.com/office/drawing/2014/chartex" xmlns:cx1="http://schemas.microsoft.com/office/drawing/2015/9/8/chartex" xmlns:cx2="http://schemas.microsoft.com/office/drawing/2015/10/21/chartex" xmlns:cx3="http://schemas.microsoft.com/office/drawing/2016/5/9/chartex" xmlns:cx4="http://schemas.microsoft.com/office/drawing/2016/5/10/chartex" xmlns:cx5="http://schemas.microsoft.com/office/drawing/2016/5/11/chartex" xmlns:cx6="http://schemas.microsoft.com/office/drawing/2016/5/12/chartex" xmlns:cx7="http://schemas.microsoft.com/office/drawing/2016/5/13/chartex" xmlns:cx8="http://schemas.microsoft.com/office/drawing/2016/5/14/chartex" xmlns:mc="http://schemas.openxmlformats.org/markup-compatibility/2006" xmlns:m="http://schemas.openxmlformats.org/officeDocument/2006/math" xmlns:aink="http://schemas.microsoft.com/office/drawing/2016/ink" xmlns:am3d="http://schemas.microsoft.com/office/drawing/2017/model3d" xmlns:oel="http://schemas.microsoft.com/office/2019/extlst" xmlns:r="http://schemas.openxmlformats.org/officeDocument/2006/relationships" xmlns:wp14="http://schemas.microsoft.com/office/word/2010/wordprocessingDrawing" xmlns:wp="http://schemas.openxmlformats.org/drawingml/2006/wordprocessingDrawing" xmlns:wpg="http://schemas.microsoft.com/office/word/2010/wordprocessingGroup" xmlns:wpi="http://schemas.microsoft.com/office/word/2010/wordprocessingInk" xmlns:wps="http://schemas.microsoft.com/office/word/2010/wordprocessingShape" xmlns:o="urn:schemas-microsoft-com:office:office" xmlns:v="urn:schemas-microsoft-com:vml" xmlns:w10="urn:schemas-microsoft-com:office:word" xmlns:w="http://schemas.openxmlformats.org/wordprocessingml/2006/main" xmlns:w14="http://schemas.microsoft.com/office/word/2010/wordml" xmlns:w15="http://schemas.microsoft.com/office/word/2012/wordml" xmlns:w16cei="http://schemas.microsoft.com/office/word/2026/wordml/cei" xmlns:w16cex="http://schemas.microsoft.com/office/word/2018/wordml/cex" xmlns:w16cid="http://schemas.microsoft.com/office/word/2016/wordml/cid" xmlns:w16="http://schemas.microsoft.com/office/word/2018/wordml" xmlns:w16sdtdh="http://schemas.microsoft.com/office/word/2020/wordml/sdtdatahash" xmlns:w16sdtfl="http://schemas.microsoft.com/office/word/2024/wordml/sdtformatlock" xmlns:w16se="http://schemas.microsoft.com/office/word/2015/wordml/symex" xmlns:w16du="http://schemas.microsoft.com/office/word/2023/wordml/word16du" xmlns:wne="http://schemas.microsoft.com/office/word/2006/wordml" mc:Ignorable="w14 w15 w16se w16cid w16 w16cex w16sdtdh w16sdtfl w16du wp14">
+<w:numbering xmlns:wpc="http://schemas.microsoft.com/office/word/2010/wordprocessingCanvas" xmlns:cx="http://schemas.microsoft.com/office/drawing/2014/chartex" xmlns:cx1="http://schemas.microsoft.com/office/drawing/2015/9/8/chartex" xmlns:cx2="http://schemas.microsoft.com/office/drawing/2015/10/21/chartex" xmlns:cx3="http://schemas.microsoft.com/office/drawing/2016/5/9/chartex" xmlns:cx4="http://schemas.microsoft.com/office/drawing/2016/5/10/chartex" xmlns:cx5="http://schemas.microsoft.com/office/drawing/2016/5/11/chartex" xmlns:cx6="http://schemas.microsoft.com/office/drawing/2016/5/12/chartex" xmlns:cx7="http://schemas.microsoft.com/office/drawing/2016/5/13/chartex" xmlns:cx8="http://schemas.microsoft.com/office/drawing/2016/5/14/chartex" xmlns:mc="http://schemas.openxmlformats.org/markup-compatibility/2006" xmlns:m="http://schemas.openxmlformats.org/officeDocument/2006/math" xmlns:aink="http://schemas.microsoft.com/office/drawing/2016/ink" xmlns:am3d="http://schemas.microsoft.com/office/drawing/2017/model3d" xmlns:oel="http://schemas.microsoft.com/office/2019/extlst" xmlns:r="http://schemas.openxmlformats.org/officeDocument/2006/relationships" xmlns:wp14="http://schemas.microsoft.com/office/word/2010/wordprocessingDrawing" xmlns:wp="http://schemas.openxmlformats.org/drawingml/2006/wordprocessingDrawing" xmlns:wpg="http://schemas.microsoft.com/office/word/2010/wordprocessingGroup" xmlns:wpi="http://schemas.microsoft.com/office/word/2010/wordprocessingInk" xmlns:wps="http://schemas.microsoft.com/office/word/2010/wordprocessingShape" xmlns:o="urn:schemas-microsoft-com:office:office" xmlns:v="urn:schemas-microsoft-com:vml" xmlns:w10="urn:schemas-microsoft-com:office:word" xmlns:w="http://schemas.openxmlformats.org/wordprocessingml/2006/main" xmlns:w14="http://schemas.microsoft.com/office/word/2010/wordml" xmlns:w15="http://schemas.microsoft.com/office/word/2012/wordml" xmlns:w16cex="http://schemas.microsoft.com/office/word/2018/wordml/cex" xmlns:w16cid="http://schemas.microsoft.com/office/word/2016/wordml/cid" xmlns:w16="http://schemas.microsoft.com/office/word/2018/wordml" xmlns:w16sdtdh="http://schemas.microsoft.com/office/word/2020/wordml/sdtdatahash" xmlns:w16sdtfl="http://schemas.microsoft.com/office/word/2024/wordml/sdtformatlock" xmlns:w16se="http://schemas.microsoft.com/office/word/2015/wordml/symex" xmlns:w16du="http://schemas.microsoft.com/office/word/2023/wordml/word16du" xmlns:wne="http://schemas.microsoft.com/office/word/2006/wordml" mc:Ignorable="w14 w15 w16se w16cid w16 w16cex w16sdtdh w16sdtfl w16du wp14">
   <w:abstractNum w:abstractNumId="0" w15:restartNumberingAfterBreak="0">
     <w:nsid w:val="015F4B70"/>
     <w:multiLevelType w:val="hybridMultilevel"/>
@@ -9595,6 +9590,95 @@
     </w:lvl>
   </w:abstractNum>
   <w:abstractNum w:abstractNumId="12" w15:restartNumberingAfterBreak="0">
+    <w:nsid w:val="5D696221"/>
+    <w:multiLevelType w:val="hybridMultilevel"/>
+    <w:tmpl w:val="67163806"/>
+    <w:lvl w:ilvl="0" w:tplc="5F42BAE4">
+      <w:start w:val="1"/>
+      <w:numFmt w:val="decimal"/>
+      <w:lvlText w:val="%1."/>
+      <w:lvlJc w:val="left"/>
+      <w:pPr>
+        <w:ind w:left="1068" w:hanging="360"/>
+      </w:pPr>
+      <w:rPr>
+        <w:rFonts w:hint="default"/>
+      </w:rPr>
+    </w:lvl>
+    <w:lvl w:ilvl="1" w:tplc="04190019" w:tentative="1">
+      <w:start w:val="1"/>
+      <w:numFmt w:val="lowerLetter"/>
+      <w:lvlText w:val="%2."/>
+      <w:lvlJc w:val="left"/>
+      <w:pPr>
+        <w:ind w:left="1788" w:hanging="360"/>
+      </w:pPr>
+    </w:lvl>
+    <w:lvl w:ilvl="2" w:tplc="0419001B" w:tentative="1">
+      <w:start w:val="1"/>
+      <w:numFmt w:val="lowerRoman"/>
+      <w:lvlText w:val="%3."/>
+      <w:lvlJc w:val="right"/>
+      <w:pPr>
+        <w:ind w:left="2508" w:hanging="180"/>
+      </w:pPr>
+    </w:lvl>
+    <w:lvl w:ilvl="3" w:tplc="0419000F" w:tentative="1">
+      <w:start w:val="1"/>
+      <w:numFmt w:val="decimal"/>
+      <w:lvlText w:val="%4."/>
+      <w:lvlJc w:val="left"/>
+      <w:pPr>
+        <w:ind w:left="3228" w:hanging="360"/>
+      </w:pPr>
+    </w:lvl>
+    <w:lvl w:ilvl="4" w:tplc="04190019" w:tentative="1">
+      <w:start w:val="1"/>
+      <w:numFmt w:val="lowerLetter"/>
+      <w:lvlText w:val="%5."/>
+      <w:lvlJc w:val="left"/>
+      <w:pPr>
+        <w:ind w:left="3948" w:hanging="360"/>
+      </w:pPr>
+    </w:lvl>
+    <w:lvl w:ilvl="5" w:tplc="0419001B" w:tentative="1">
+      <w:start w:val="1"/>
+      <w:numFmt w:val="lowerRoman"/>
+      <w:lvlText w:val="%6."/>
+      <w:lvlJc w:val="right"/>
+      <w:pPr>
+        <w:ind w:left="4668" w:hanging="180"/>
+      </w:pPr>
+    </w:lvl>
+    <w:lvl w:ilvl="6" w:tplc="0419000F" w:tentative="1">
+      <w:start w:val="1"/>
+      <w:numFmt w:val="decimal"/>
+      <w:lvlText w:val="%7."/>
+      <w:lvlJc w:val="left"/>
+      <w:pPr>
+        <w:ind w:left="5388" w:hanging="360"/>
+      </w:pPr>
+    </w:lvl>
+    <w:lvl w:ilvl="7" w:tplc="04190019" w:tentative="1">
+      <w:start w:val="1"/>
+      <w:numFmt w:val="lowerLetter"/>
+      <w:lvlText w:val="%8."/>
+      <w:lvlJc w:val="left"/>
+      <w:pPr>
+        <w:ind w:left="6108" w:hanging="360"/>
+      </w:pPr>
+    </w:lvl>
+    <w:lvl w:ilvl="8" w:tplc="0419001B" w:tentative="1">
+      <w:start w:val="1"/>
+      <w:numFmt w:val="lowerRoman"/>
+      <w:lvlText w:val="%9."/>
+      <w:lvlJc w:val="right"/>
+      <w:pPr>
+        <w:ind w:left="6828" w:hanging="180"/>
+      </w:pPr>
+    </w:lvl>
+  </w:abstractNum>
+  <w:abstractNum w:abstractNumId="13" w15:restartNumberingAfterBreak="0">
     <w:nsid w:val="664B1DB5"/>
     <w:multiLevelType w:val="hybridMultilevel"/>
     <w:tmpl w:val="BDE0B566"/>
@@ -9680,7 +9764,7 @@
       </w:pPr>
     </w:lvl>
   </w:abstractNum>
-  <w:abstractNum w:abstractNumId="13" w15:restartNumberingAfterBreak="0">
+  <w:abstractNum w:abstractNumId="14" w15:restartNumberingAfterBreak="0">
     <w:nsid w:val="69DA1D01"/>
     <w:multiLevelType w:val="multilevel"/>
     <w:tmpl w:val="E0E41AF2"/>
@@ -9793,7 +9877,7 @@
       </w:pPr>
     </w:lvl>
   </w:abstractNum>
-  <w:abstractNum w:abstractNumId="14" w15:restartNumberingAfterBreak="0">
+  <w:abstractNum w:abstractNumId="15" w15:restartNumberingAfterBreak="0">
     <w:nsid w:val="6B86545A"/>
     <w:multiLevelType w:val="hybridMultilevel"/>
     <w:tmpl w:val="A0B0090E"/>
@@ -9879,7 +9963,7 @@
       </w:pPr>
     </w:lvl>
   </w:abstractNum>
-  <w:abstractNum w:abstractNumId="15" w15:restartNumberingAfterBreak="0">
+  <w:abstractNum w:abstractNumId="16" w15:restartNumberingAfterBreak="0">
     <w:nsid w:val="6C3C014C"/>
     <w:multiLevelType w:val="hybridMultilevel"/>
     <w:tmpl w:val="3A88FD20"/>
@@ -9968,7 +10052,7 @@
       </w:pPr>
     </w:lvl>
   </w:abstractNum>
-  <w:abstractNum w:abstractNumId="16" w15:restartNumberingAfterBreak="0">
+  <w:abstractNum w:abstractNumId="17" w15:restartNumberingAfterBreak="0">
     <w:nsid w:val="6F3D345D"/>
     <w:multiLevelType w:val="hybridMultilevel"/>
     <w:tmpl w:val="310CF4B8"/>
@@ -10054,7 +10138,7 @@
       </w:pPr>
     </w:lvl>
   </w:abstractNum>
-  <w:abstractNum w:abstractNumId="17" w15:restartNumberingAfterBreak="0">
+  <w:abstractNum w:abstractNumId="18" w15:restartNumberingAfterBreak="0">
     <w:nsid w:val="732D572E"/>
     <w:multiLevelType w:val="hybridMultilevel"/>
     <w:tmpl w:val="9A04342E"/>
@@ -10167,7 +10251,7 @@
       </w:rPr>
     </w:lvl>
   </w:abstractNum>
-  <w:abstractNum w:abstractNumId="18" w15:restartNumberingAfterBreak="0">
+  <w:abstractNum w:abstractNumId="19" w15:restartNumberingAfterBreak="0">
     <w:nsid w:val="745C4E11"/>
     <w:multiLevelType w:val="hybridMultilevel"/>
     <w:tmpl w:val="29DAFD16"/>
@@ -10284,16 +10368,16 @@
     <w:abstractNumId w:val="4"/>
   </w:num>
   <w:num w:numId="2" w16cid:durableId="1479610226">
-    <w:abstractNumId w:val="13"/>
+    <w:abstractNumId w:val="14"/>
   </w:num>
   <w:num w:numId="3" w16cid:durableId="1672558292">
     <w:abstractNumId w:val="2"/>
   </w:num>
   <w:num w:numId="4" w16cid:durableId="555168101">
-    <w:abstractNumId w:val="12"/>
+    <w:abstractNumId w:val="13"/>
   </w:num>
   <w:num w:numId="5" w16cid:durableId="1097673259">
-    <w:abstractNumId w:val="15"/>
+    <w:abstractNumId w:val="16"/>
   </w:num>
   <w:num w:numId="6" w16cid:durableId="1026098258">
     <w:abstractNumId w:val="1"/>
@@ -10302,10 +10386,10 @@
     <w:abstractNumId w:val="9"/>
   </w:num>
   <w:num w:numId="8" w16cid:durableId="1753503126">
-    <w:abstractNumId w:val="17"/>
+    <w:abstractNumId w:val="18"/>
   </w:num>
   <w:num w:numId="9" w16cid:durableId="42026277">
-    <w:abstractNumId w:val="18"/>
+    <w:abstractNumId w:val="19"/>
   </w:num>
   <w:num w:numId="10" w16cid:durableId="696852809">
     <w:abstractNumId w:val="5"/>
@@ -10329,13 +10413,16 @@
     <w:abstractNumId w:val="10"/>
   </w:num>
   <w:num w:numId="17" w16cid:durableId="1552764558">
-    <w:abstractNumId w:val="14"/>
+    <w:abstractNumId w:val="15"/>
   </w:num>
   <w:num w:numId="18" w16cid:durableId="1257906475">
-    <w:abstractNumId w:val="16"/>
+    <w:abstractNumId w:val="17"/>
   </w:num>
   <w:num w:numId="19" w16cid:durableId="2084908095">
     <w:abstractNumId w:val="0"/>
+  </w:num>
+  <w:num w:numId="20" w16cid:durableId="1586568845">
+    <w:abstractNumId w:val="12"/>
   </w:num>
 </w:numbering>
 </file>
